--- a/Sistema_Autorizaciones/SISLICBACK/document/PATRON_RESOL_DE_GOLOSINAS.docx
+++ b/Sistema_Autorizaciones/SISLICBACK/document/PATRON_RESOL_DE_GOLOSINAS.docx
@@ -1,6 +1,6 @@
 
 <file path=word/document.xml><?xml version="1.0" encoding="utf-8"?>
-<w:document xmlns:wpc="http://schemas.microsoft.com/office/word/2010/wordprocessingCanvas" xmlns:cx="http://schemas.microsoft.com/office/drawing/2014/chartex" xmlns:cx1="http://schemas.microsoft.com/office/drawing/2015/9/8/chartex" xmlns:cx2="http://schemas.microsoft.com/office/drawing/2015/10/21/chartex" xmlns:cx3="http://schemas.microsoft.com/office/drawing/2016/5/9/chartex" xmlns:cx4="http://schemas.microsoft.com/office/drawing/2016/5/10/chartex" xmlns:cx5="http://schemas.microsoft.com/office/drawing/2016/5/11/chartex" xmlns:cx6="http://schemas.microsoft.com/office/drawing/2016/5/12/chartex" xmlns:cx7="http://schemas.microsoft.com/office/drawing/2016/5/13/chartex" xmlns:cx8="http://schemas.microsoft.com/office/drawing/2016/5/14/chartex" xmlns:mc="http://schemas.openxmlformats.org/markup-compatibility/2006" xmlns:aink="http://schemas.microsoft.com/office/drawing/2016/ink" xmlns:am3d="http://schemas.microsoft.com/office/drawing/2017/model3d" xmlns:o="urn:schemas-microsoft-com:office:office" xmlns:oel="http://schemas.microsoft.com/office/2019/extlst" xmlns:r="http://schemas.openxmlformats.org/officeDocument/2006/relationships" xmlns:m="http://schemas.openxmlformats.org/officeDocument/2006/math" xmlns:v="urn:schemas-microsoft-com:vml" xmlns:wp14="http://schemas.microsoft.com/office/word/2010/wordprocessingDrawing" xmlns:wp="http://schemas.openxmlformats.org/drawingml/2006/wordprocessingDrawing" xmlns:w10="urn:schemas-microsoft-com:office:word" xmlns:w="http://schemas.openxmlformats.org/wordprocessingml/2006/main" xmlns:w14="http://schemas.microsoft.com/office/word/2010/wordml" xmlns:w15="http://schemas.microsoft.com/office/word/2012/wordml" xmlns:w16cex="http://schemas.microsoft.com/office/word/2018/wordml/cex" xmlns:w16cid="http://schemas.microsoft.com/office/word/2016/wordml/cid" xmlns:w16="http://schemas.microsoft.com/office/word/2018/wordml" xmlns:w16du="http://schemas.microsoft.com/office/word/2023/wordml/word16du" xmlns:w16sdtdh="http://schemas.microsoft.com/office/word/2020/wordml/sdtdatahash" xmlns:w16se="http://schemas.microsoft.com/office/word/2015/wordml/symex" xmlns:wpg="http://schemas.microsoft.com/office/word/2010/wordprocessingGroup" xmlns:wpi="http://schemas.microsoft.com/office/word/2010/wordprocessingInk" xmlns:wne="http://schemas.microsoft.com/office/word/2006/wordml" xmlns:wps="http://schemas.microsoft.com/office/word/2010/wordprocessingShape" mc:Ignorable="w14 w15 w16se w16cid w16 w16cex w16sdtdh w16du wp14">
+<w:document xmlns:wpc="http://schemas.microsoft.com/office/word/2010/wordprocessingCanvas" xmlns:cx="http://schemas.microsoft.com/office/drawing/2014/chartex" xmlns:cx1="http://schemas.microsoft.com/office/drawing/2015/9/8/chartex" xmlns:cx2="http://schemas.microsoft.com/office/drawing/2015/10/21/chartex" xmlns:cx3="http://schemas.microsoft.com/office/drawing/2016/5/9/chartex" xmlns:cx4="http://schemas.microsoft.com/office/drawing/2016/5/10/chartex" xmlns:cx5="http://schemas.microsoft.com/office/drawing/2016/5/11/chartex" xmlns:cx6="http://schemas.microsoft.com/office/drawing/2016/5/12/chartex" xmlns:cx7="http://schemas.microsoft.com/office/drawing/2016/5/13/chartex" xmlns:cx8="http://schemas.microsoft.com/office/drawing/2016/5/14/chartex" xmlns:mc="http://schemas.openxmlformats.org/markup-compatibility/2006" xmlns:aink="http://schemas.microsoft.com/office/drawing/2016/ink" xmlns:am3d="http://schemas.microsoft.com/office/drawing/2017/model3d" xmlns:o="urn:schemas-microsoft-com:office:office" xmlns:oel="http://schemas.microsoft.com/office/2019/extlst" xmlns:r="http://schemas.openxmlformats.org/officeDocument/2006/relationships" xmlns:m="http://schemas.openxmlformats.org/officeDocument/2006/math" xmlns:v="urn:schemas-microsoft-com:vml" xmlns:wp14="http://schemas.microsoft.com/office/word/2010/wordprocessingDrawing" xmlns:wp="http://schemas.openxmlformats.org/drawingml/2006/wordprocessingDrawing" xmlns:w10="urn:schemas-microsoft-com:office:word" xmlns:w="http://schemas.openxmlformats.org/wordprocessingml/2006/main" xmlns:w14="http://schemas.microsoft.com/office/word/2010/wordml" xmlns:w15="http://schemas.microsoft.com/office/word/2012/wordml" xmlns:w16cex="http://schemas.microsoft.com/office/word/2018/wordml/cex" xmlns:w16cid="http://schemas.microsoft.com/office/word/2016/wordml/cid" xmlns:w16="http://schemas.microsoft.com/office/word/2018/wordml" xmlns:w16du="http://schemas.microsoft.com/office/word/2023/wordml/word16du" xmlns:w16sdtdh="http://schemas.microsoft.com/office/word/2020/wordml/sdtdatahash" xmlns:w16sdtfl="http://schemas.microsoft.com/office/word/2024/wordml/sdtformatlock" xmlns:w16se="http://schemas.microsoft.com/office/word/2015/wordml/symex" xmlns:wpg="http://schemas.microsoft.com/office/word/2010/wordprocessingGroup" xmlns:wpi="http://schemas.microsoft.com/office/word/2010/wordprocessingInk" xmlns:wne="http://schemas.microsoft.com/office/word/2006/wordml" xmlns:wps="http://schemas.microsoft.com/office/word/2010/wordprocessingShape" mc:Ignorable="w14 w15 w16se w16cid w16 w16cex w16sdtdh w16sdtfl w16du wp14">
   <w:body>
     <w:p>
       <w:pPr>
@@ -106,15 +106,6 @@
       <w:r>
         <w:rPr>
           <w:rFonts w:ascii="Arial" w:hAnsi="Arial" w:cs="Arial"/>
-          <w:b/>
-          <w:noProof/>
-          <w:sz w:val="20"/>
-        </w:rPr>
-        <w:t xml:space="preserve"> - 2025 </w:t>
-      </w:r>
-      <w:r>
-        <w:rPr>
-          <w:rFonts w:ascii="Arial" w:hAnsi="Arial" w:cs="Arial"/>
           <w:sz w:val="20"/>
         </w:rPr>
         <w:t>de fecha</w:t>
@@ -268,17 +259,8 @@
           <w:rFonts w:ascii="Arial" w:hAnsi="Arial" w:cs="Arial"/>
           <w:sz w:val="20"/>
         </w:rPr>
-        <w:t xml:space="preserve">, identificado con DNI </w:t>
-      </w:r>
-      <w:proofErr w:type="spellStart"/>
-      <w:r>
-        <w:rPr>
-          <w:rFonts w:ascii="Arial" w:hAnsi="Arial" w:cs="Arial"/>
-          <w:sz w:val="20"/>
-        </w:rPr>
-        <w:t>N°</w:t>
-      </w:r>
-      <w:proofErr w:type="spellEnd"/>
+        <w:t>, identificado con DNI N°</w:t>
+      </w:r>
       <w:r>
         <w:rPr>
           <w:rFonts w:ascii="Arial" w:hAnsi="Arial" w:cs="Arial"/>
@@ -525,16 +507,7 @@
           <w:noProof/>
           <w:sz w:val="20"/>
         </w:rPr>
-        <w:t xml:space="preserve"> -</w:t>
-      </w:r>
-      <w:r>
-        <w:rPr>
-          <w:rFonts w:ascii="Arial" w:hAnsi="Arial" w:cs="Arial"/>
-          <w:b/>
-          <w:noProof/>
-          <w:sz w:val="20"/>
-        </w:rPr>
-        <w:t xml:space="preserve"> </w:t>
+        <w:t xml:space="preserve"> - </w:t>
       </w:r>
       <w:r>
         <w:rPr>
@@ -671,23 +644,7 @@
           <w:rFonts w:ascii="Arial" w:hAnsi="Arial" w:cs="Arial"/>
           <w:sz w:val="20"/>
         </w:rPr>
-        <w:t xml:space="preserve">Que, el articulo IV del Título Preliminar de la Ley Orgánica de Municipalidades, Ley </w:t>
-      </w:r>
-      <w:proofErr w:type="spellStart"/>
-      <w:r>
-        <w:rPr>
-          <w:rFonts w:ascii="Arial" w:hAnsi="Arial" w:cs="Arial"/>
-          <w:sz w:val="20"/>
-        </w:rPr>
-        <w:t>N°</w:t>
-      </w:r>
-      <w:proofErr w:type="spellEnd"/>
-      <w:r>
-        <w:rPr>
-          <w:rFonts w:ascii="Arial" w:hAnsi="Arial" w:cs="Arial"/>
-          <w:sz w:val="20"/>
-        </w:rPr>
-        <w:t xml:space="preserve"> 27972, y modificatorias, establece que “</w:t>
+        <w:t>Que, el articulo IV del Título Preliminar de la Ley Orgánica de Municipalidades, Ley N° 27972, y modificatorias, establece que “</w:t>
       </w:r>
       <w:r>
         <w:rPr>
@@ -810,25 +767,7 @@
           <w:iCs/>
           <w:sz w:val="20"/>
         </w:rPr>
-        <w:t xml:space="preserve">Que, a través de la Ordenanza </w:t>
-      </w:r>
-      <w:proofErr w:type="spellStart"/>
-      <w:r>
-        <w:rPr>
-          <w:rFonts w:ascii="Arial" w:hAnsi="Arial" w:cs="Arial"/>
-          <w:iCs/>
-          <w:sz w:val="20"/>
-        </w:rPr>
-        <w:t>N°</w:t>
-      </w:r>
-      <w:proofErr w:type="spellEnd"/>
-      <w:r>
-        <w:rPr>
-          <w:rFonts w:ascii="Arial" w:hAnsi="Arial" w:cs="Arial"/>
-          <w:iCs/>
-          <w:sz w:val="20"/>
-        </w:rPr>
-        <w:t xml:space="preserve"> 30</w:t>
+        <w:t>Que, a través de la Ordenanza N° 30</w:t>
       </w:r>
       <w:r>
         <w:rPr>
@@ -1764,23 +1703,7 @@
           <w:rFonts w:ascii="Arial" w:hAnsi="Arial" w:cs="Arial"/>
           <w:sz w:val="20"/>
         </w:rPr>
-        <w:t xml:space="preserve">Que, de conformidad con la Ley </w:t>
-      </w:r>
-      <w:proofErr w:type="spellStart"/>
-      <w:r>
-        <w:rPr>
-          <w:rFonts w:ascii="Arial" w:hAnsi="Arial" w:cs="Arial"/>
-          <w:sz w:val="20"/>
-        </w:rPr>
-        <w:t>N°</w:t>
-      </w:r>
-      <w:proofErr w:type="spellEnd"/>
-      <w:r>
-        <w:rPr>
-          <w:rFonts w:ascii="Arial" w:hAnsi="Arial" w:cs="Arial"/>
-          <w:sz w:val="20"/>
-        </w:rPr>
-        <w:t xml:space="preserve"> 27972 y modificatorias, Ley Orgánica de Municipalidades</w:t>
+        <w:t>Que, de conformidad con la Ley N° 27972 y modificatorias, Ley Orgánica de Municipalidades</w:t>
       </w:r>
       <w:r>
         <w:rPr>
@@ -1796,25 +1719,7 @@
           <w:color w:val="000000"/>
           <w:sz w:val="20"/>
         </w:rPr>
-        <w:t xml:space="preserve">la Ordenanza </w:t>
-      </w:r>
-      <w:proofErr w:type="spellStart"/>
-      <w:r>
-        <w:rPr>
-          <w:rFonts w:ascii="Arial" w:hAnsi="Arial" w:cs="Arial"/>
-          <w:color w:val="000000"/>
-          <w:sz w:val="20"/>
-        </w:rPr>
-        <w:t>N°</w:t>
-      </w:r>
-      <w:proofErr w:type="spellEnd"/>
-      <w:r>
-        <w:rPr>
-          <w:rFonts w:ascii="Arial" w:hAnsi="Arial" w:cs="Arial"/>
-          <w:color w:val="000000"/>
-          <w:sz w:val="20"/>
-        </w:rPr>
-        <w:t xml:space="preserve"> 1787-MML, Ordenanza que regula el comercio ambulatorio en los espacios públicos en Lima Metropolitana, y modificatorias; </w:t>
+        <w:t xml:space="preserve">la Ordenanza N° 1787-MML, Ordenanza que regula el comercio ambulatorio en los espacios públicos en Lima Metropolitana, y modificatorias; </w:t>
       </w:r>
       <w:r>
         <w:rPr>
@@ -1870,29 +1775,7 @@
           <w:color w:val="000000"/>
           <w:sz w:val="20"/>
         </w:rPr>
-        <w:t xml:space="preserve">Ordenanza que modifica la Única Disposición Complementaria Final de la Ordenanza </w:t>
-      </w:r>
-      <w:proofErr w:type="spellStart"/>
-      <w:r>
-        <w:rPr>
-          <w:rFonts w:ascii="Arial" w:eastAsia="Arial" w:hAnsi="Arial" w:cs="Arial"/>
-          <w:bCs/>
-          <w:iCs/>
-          <w:color w:val="000000"/>
-          <w:sz w:val="20"/>
-        </w:rPr>
-        <w:t>N°</w:t>
-      </w:r>
-      <w:proofErr w:type="spellEnd"/>
-      <w:r>
-        <w:rPr>
-          <w:rFonts w:ascii="Arial" w:eastAsia="Arial" w:hAnsi="Arial" w:cs="Arial"/>
-          <w:bCs/>
-          <w:iCs/>
-          <w:color w:val="000000"/>
-          <w:sz w:val="20"/>
-        </w:rPr>
-        <w:t xml:space="preserve"> 615-MDA, Ordenanza que aprueba la Nueva Estructura Orgánica y el Reglamento de Organización y Funciones (ROF) de la Municipalidad Distrital de Ate</w:t>
+        <w:t>Ordenanza que modifica la Única Disposición Complementaria Final de la Ordenanza N° 615-MDA, Ordenanza que aprueba la Nueva Estructura Orgánica y el Reglamento de Organización y Funciones (ROF) de la Municipalidad Distrital de Ate</w:t>
       </w:r>
       <w:r>
         <w:rPr>
@@ -3079,7 +2962,7 @@
 </file>
 
 <file path=word/endnotes.xml><?xml version="1.0" encoding="utf-8"?>
-<w:endnotes xmlns:wpc="http://schemas.microsoft.com/office/word/2010/wordprocessingCanvas" xmlns:cx="http://schemas.microsoft.com/office/drawing/2014/chartex" xmlns:cx1="http://schemas.microsoft.com/office/drawing/2015/9/8/chartex" xmlns:cx2="http://schemas.microsoft.com/office/drawing/2015/10/21/chartex" xmlns:cx3="http://schemas.microsoft.com/office/drawing/2016/5/9/chartex" xmlns:cx4="http://schemas.microsoft.com/office/drawing/2016/5/10/chartex" xmlns:cx5="http://schemas.microsoft.com/office/drawing/2016/5/11/chartex" xmlns:cx6="http://schemas.microsoft.com/office/drawing/2016/5/12/chartex" xmlns:cx7="http://schemas.microsoft.com/office/drawing/2016/5/13/chartex" xmlns:cx8="http://schemas.microsoft.com/office/drawing/2016/5/14/chartex" xmlns:mc="http://schemas.openxmlformats.org/markup-compatibility/2006" xmlns:aink="http://schemas.microsoft.com/office/drawing/2016/ink" xmlns:am3d="http://schemas.microsoft.com/office/drawing/2017/model3d" xmlns:o="urn:schemas-microsoft-com:office:office" xmlns:oel="http://schemas.microsoft.com/office/2019/extlst" xmlns:r="http://schemas.openxmlformats.org/officeDocument/2006/relationships" xmlns:m="http://schemas.openxmlformats.org/officeDocument/2006/math" xmlns:v="urn:schemas-microsoft-com:vml" xmlns:wp14="http://schemas.microsoft.com/office/word/2010/wordprocessingDrawing" xmlns:wp="http://schemas.openxmlformats.org/drawingml/2006/wordprocessingDrawing" xmlns:w10="urn:schemas-microsoft-com:office:word" xmlns:w="http://schemas.openxmlformats.org/wordprocessingml/2006/main" xmlns:w14="http://schemas.microsoft.com/office/word/2010/wordml" xmlns:w15="http://schemas.microsoft.com/office/word/2012/wordml" xmlns:w16cex="http://schemas.microsoft.com/office/word/2018/wordml/cex" xmlns:w16cid="http://schemas.microsoft.com/office/word/2016/wordml/cid" xmlns:w16="http://schemas.microsoft.com/office/word/2018/wordml" xmlns:w16du="http://schemas.microsoft.com/office/word/2023/wordml/word16du" xmlns:w16sdtdh="http://schemas.microsoft.com/office/word/2020/wordml/sdtdatahash" xmlns:w16se="http://schemas.microsoft.com/office/word/2015/wordml/symex" xmlns:wpg="http://schemas.microsoft.com/office/word/2010/wordprocessingGroup" xmlns:wpi="http://schemas.microsoft.com/office/word/2010/wordprocessingInk" xmlns:wne="http://schemas.microsoft.com/office/word/2006/wordml" xmlns:wps="http://schemas.microsoft.com/office/word/2010/wordprocessingShape" mc:Ignorable="w14 w15 w16se w16cid w16 w16cex w16sdtdh w16du wp14">
+<w:endnotes xmlns:wpc="http://schemas.microsoft.com/office/word/2010/wordprocessingCanvas" xmlns:cx="http://schemas.microsoft.com/office/drawing/2014/chartex" xmlns:cx1="http://schemas.microsoft.com/office/drawing/2015/9/8/chartex" xmlns:cx2="http://schemas.microsoft.com/office/drawing/2015/10/21/chartex" xmlns:cx3="http://schemas.microsoft.com/office/drawing/2016/5/9/chartex" xmlns:cx4="http://schemas.microsoft.com/office/drawing/2016/5/10/chartex" xmlns:cx5="http://schemas.microsoft.com/office/drawing/2016/5/11/chartex" xmlns:cx6="http://schemas.microsoft.com/office/drawing/2016/5/12/chartex" xmlns:cx7="http://schemas.microsoft.com/office/drawing/2016/5/13/chartex" xmlns:cx8="http://schemas.microsoft.com/office/drawing/2016/5/14/chartex" xmlns:mc="http://schemas.openxmlformats.org/markup-compatibility/2006" xmlns:aink="http://schemas.microsoft.com/office/drawing/2016/ink" xmlns:am3d="http://schemas.microsoft.com/office/drawing/2017/model3d" xmlns:o="urn:schemas-microsoft-com:office:office" xmlns:oel="http://schemas.microsoft.com/office/2019/extlst" xmlns:r="http://schemas.openxmlformats.org/officeDocument/2006/relationships" xmlns:m="http://schemas.openxmlformats.org/officeDocument/2006/math" xmlns:v="urn:schemas-microsoft-com:vml" xmlns:wp14="http://schemas.microsoft.com/office/word/2010/wordprocessingDrawing" xmlns:wp="http://schemas.openxmlformats.org/drawingml/2006/wordprocessingDrawing" xmlns:w10="urn:schemas-microsoft-com:office:word" xmlns:w="http://schemas.openxmlformats.org/wordprocessingml/2006/main" xmlns:w14="http://schemas.microsoft.com/office/word/2010/wordml" xmlns:w15="http://schemas.microsoft.com/office/word/2012/wordml" xmlns:w16cex="http://schemas.microsoft.com/office/word/2018/wordml/cex" xmlns:w16cid="http://schemas.microsoft.com/office/word/2016/wordml/cid" xmlns:w16="http://schemas.microsoft.com/office/word/2018/wordml" xmlns:w16du="http://schemas.microsoft.com/office/word/2023/wordml/word16du" xmlns:w16sdtdh="http://schemas.microsoft.com/office/word/2020/wordml/sdtdatahash" xmlns:w16sdtfl="http://schemas.microsoft.com/office/word/2024/wordml/sdtformatlock" xmlns:w16se="http://schemas.microsoft.com/office/word/2015/wordml/symex" xmlns:wpg="http://schemas.microsoft.com/office/word/2010/wordprocessingGroup" xmlns:wpi="http://schemas.microsoft.com/office/word/2010/wordprocessingInk" xmlns:wne="http://schemas.microsoft.com/office/word/2006/wordml" xmlns:wps="http://schemas.microsoft.com/office/word/2010/wordprocessingShape" mc:Ignorable="w14 w15 w16se w16cid w16 w16cex w16sdtdh w16sdtfl w16du wp14">
   <w:endnote w:type="separator" w:id="-1">
     <w:p>
       <w:pPr>
@@ -3104,7 +2987,7 @@
 </file>
 
 <file path=word/footnotes.xml><?xml version="1.0" encoding="utf-8"?>
-<w:footnotes xmlns:wpc="http://schemas.microsoft.com/office/word/2010/wordprocessingCanvas" xmlns:cx="http://schemas.microsoft.com/office/drawing/2014/chartex" xmlns:cx1="http://schemas.microsoft.com/office/drawing/2015/9/8/chartex" xmlns:cx2="http://schemas.microsoft.com/office/drawing/2015/10/21/chartex" xmlns:cx3="http://schemas.microsoft.com/office/drawing/2016/5/9/chartex" xmlns:cx4="http://schemas.microsoft.com/office/drawing/2016/5/10/chartex" xmlns:cx5="http://schemas.microsoft.com/office/drawing/2016/5/11/chartex" xmlns:cx6="http://schemas.microsoft.com/office/drawing/2016/5/12/chartex" xmlns:cx7="http://schemas.microsoft.com/office/drawing/2016/5/13/chartex" xmlns:cx8="http://schemas.microsoft.com/office/drawing/2016/5/14/chartex" xmlns:mc="http://schemas.openxmlformats.org/markup-compatibility/2006" xmlns:aink="http://schemas.microsoft.com/office/drawing/2016/ink" xmlns:am3d="http://schemas.microsoft.com/office/drawing/2017/model3d" xmlns:o="urn:schemas-microsoft-com:office:office" xmlns:oel="http://schemas.microsoft.com/office/2019/extlst" xmlns:r="http://schemas.openxmlformats.org/officeDocument/2006/relationships" xmlns:m="http://schemas.openxmlformats.org/officeDocument/2006/math" xmlns:v="urn:schemas-microsoft-com:vml" xmlns:wp14="http://schemas.microsoft.com/office/word/2010/wordprocessingDrawing" xmlns:wp="http://schemas.openxmlformats.org/drawingml/2006/wordprocessingDrawing" xmlns:w10="urn:schemas-microsoft-com:office:word" xmlns:w="http://schemas.openxmlformats.org/wordprocessingml/2006/main" xmlns:w14="http://schemas.microsoft.com/office/word/2010/wordml" xmlns:w15="http://schemas.microsoft.com/office/word/2012/wordml" xmlns:w16cex="http://schemas.microsoft.com/office/word/2018/wordml/cex" xmlns:w16cid="http://schemas.microsoft.com/office/word/2016/wordml/cid" xmlns:w16="http://schemas.microsoft.com/office/word/2018/wordml" xmlns:w16du="http://schemas.microsoft.com/office/word/2023/wordml/word16du" xmlns:w16sdtdh="http://schemas.microsoft.com/office/word/2020/wordml/sdtdatahash" xmlns:w16se="http://schemas.microsoft.com/office/word/2015/wordml/symex" xmlns:wpg="http://schemas.microsoft.com/office/word/2010/wordprocessingGroup" xmlns:wpi="http://schemas.microsoft.com/office/word/2010/wordprocessingInk" xmlns:wne="http://schemas.microsoft.com/office/word/2006/wordml" xmlns:wps="http://schemas.microsoft.com/office/word/2010/wordprocessingShape" mc:Ignorable="w14 w15 w16se w16cid w16 w16cex w16sdtdh w16du wp14">
+<w:footnotes xmlns:wpc="http://schemas.microsoft.com/office/word/2010/wordprocessingCanvas" xmlns:cx="http://schemas.microsoft.com/office/drawing/2014/chartex" xmlns:cx1="http://schemas.microsoft.com/office/drawing/2015/9/8/chartex" xmlns:cx2="http://schemas.microsoft.com/office/drawing/2015/10/21/chartex" xmlns:cx3="http://schemas.microsoft.com/office/drawing/2016/5/9/chartex" xmlns:cx4="http://schemas.microsoft.com/office/drawing/2016/5/10/chartex" xmlns:cx5="http://schemas.microsoft.com/office/drawing/2016/5/11/chartex" xmlns:cx6="http://schemas.microsoft.com/office/drawing/2016/5/12/chartex" xmlns:cx7="http://schemas.microsoft.com/office/drawing/2016/5/13/chartex" xmlns:cx8="http://schemas.microsoft.com/office/drawing/2016/5/14/chartex" xmlns:mc="http://schemas.openxmlformats.org/markup-compatibility/2006" xmlns:aink="http://schemas.microsoft.com/office/drawing/2016/ink" xmlns:am3d="http://schemas.microsoft.com/office/drawing/2017/model3d" xmlns:o="urn:schemas-microsoft-com:office:office" xmlns:oel="http://schemas.microsoft.com/office/2019/extlst" xmlns:r="http://schemas.openxmlformats.org/officeDocument/2006/relationships" xmlns:m="http://schemas.openxmlformats.org/officeDocument/2006/math" xmlns:v="urn:schemas-microsoft-com:vml" xmlns:wp14="http://schemas.microsoft.com/office/word/2010/wordprocessingDrawing" xmlns:wp="http://schemas.openxmlformats.org/drawingml/2006/wordprocessingDrawing" xmlns:w10="urn:schemas-microsoft-com:office:word" xmlns:w="http://schemas.openxmlformats.org/wordprocessingml/2006/main" xmlns:w14="http://schemas.microsoft.com/office/word/2010/wordml" xmlns:w15="http://schemas.microsoft.com/office/word/2012/wordml" xmlns:w16cex="http://schemas.microsoft.com/office/word/2018/wordml/cex" xmlns:w16cid="http://schemas.microsoft.com/office/word/2016/wordml/cid" xmlns:w16="http://schemas.microsoft.com/office/word/2018/wordml" xmlns:w16du="http://schemas.microsoft.com/office/word/2023/wordml/word16du" xmlns:w16sdtdh="http://schemas.microsoft.com/office/word/2020/wordml/sdtdatahash" xmlns:w16sdtfl="http://schemas.microsoft.com/office/word/2024/wordml/sdtformatlock" xmlns:w16se="http://schemas.microsoft.com/office/word/2015/wordml/symex" xmlns:wpg="http://schemas.microsoft.com/office/word/2010/wordprocessingGroup" xmlns:wpi="http://schemas.microsoft.com/office/word/2010/wordprocessingInk" xmlns:wne="http://schemas.microsoft.com/office/word/2006/wordml" xmlns:wps="http://schemas.microsoft.com/office/word/2010/wordprocessingShape" mc:Ignorable="w14 w15 w16se w16cid w16 w16cex w16sdtdh w16sdtfl w16du wp14">
   <w:footnote w:type="separator" w:id="-1">
     <w:p>
       <w:pPr>
@@ -3129,7 +3012,7 @@
 </file>
 
 <file path=word/header1.xml><?xml version="1.0" encoding="utf-8"?>
-<w:hdr xmlns:wpc="http://schemas.microsoft.com/office/word/2010/wordprocessingCanvas" xmlns:cx="http://schemas.microsoft.com/office/drawing/2014/chartex" xmlns:cx1="http://schemas.microsoft.com/office/drawing/2015/9/8/chartex" xmlns:cx2="http://schemas.microsoft.com/office/drawing/2015/10/21/chartex" xmlns:cx3="http://schemas.microsoft.com/office/drawing/2016/5/9/chartex" xmlns:cx4="http://schemas.microsoft.com/office/drawing/2016/5/10/chartex" xmlns:cx5="http://schemas.microsoft.com/office/drawing/2016/5/11/chartex" xmlns:cx6="http://schemas.microsoft.com/office/drawing/2016/5/12/chartex" xmlns:cx7="http://schemas.microsoft.com/office/drawing/2016/5/13/chartex" xmlns:cx8="http://schemas.microsoft.com/office/drawing/2016/5/14/chartex" xmlns:mc="http://schemas.openxmlformats.org/markup-compatibility/2006" xmlns:aink="http://schemas.microsoft.com/office/drawing/2016/ink" xmlns:am3d="http://schemas.microsoft.com/office/drawing/2017/model3d" xmlns:o="urn:schemas-microsoft-com:office:office" xmlns:oel="http://schemas.microsoft.com/office/2019/extlst" xmlns:r="http://schemas.openxmlformats.org/officeDocument/2006/relationships" xmlns:m="http://schemas.openxmlformats.org/officeDocument/2006/math" xmlns:v="urn:schemas-microsoft-com:vml" xmlns:wp14="http://schemas.microsoft.com/office/word/2010/wordprocessingDrawing" xmlns:wp="http://schemas.openxmlformats.org/drawingml/2006/wordprocessingDrawing" xmlns:w10="urn:schemas-microsoft-com:office:word" xmlns:w="http://schemas.openxmlformats.org/wordprocessingml/2006/main" xmlns:w14="http://schemas.microsoft.com/office/word/2010/wordml" xmlns:w15="http://schemas.microsoft.com/office/word/2012/wordml" xmlns:w16cex="http://schemas.microsoft.com/office/word/2018/wordml/cex" xmlns:w16cid="http://schemas.microsoft.com/office/word/2016/wordml/cid" xmlns:w16="http://schemas.microsoft.com/office/word/2018/wordml" xmlns:w16du="http://schemas.microsoft.com/office/word/2023/wordml/word16du" xmlns:w16sdtdh="http://schemas.microsoft.com/office/word/2020/wordml/sdtdatahash" xmlns:w16se="http://schemas.microsoft.com/office/word/2015/wordml/symex" xmlns:wpg="http://schemas.microsoft.com/office/word/2010/wordprocessingGroup" xmlns:wpi="http://schemas.microsoft.com/office/word/2010/wordprocessingInk" xmlns:wne="http://schemas.microsoft.com/office/word/2006/wordml" xmlns:wps="http://schemas.microsoft.com/office/word/2010/wordprocessingShape" mc:Ignorable="w14 w15 w16se w16cid w16 w16cex w16sdtdh w16du wp14">
+<w:hdr xmlns:wpc="http://schemas.microsoft.com/office/word/2010/wordprocessingCanvas" xmlns:cx="http://schemas.microsoft.com/office/drawing/2014/chartex" xmlns:cx1="http://schemas.microsoft.com/office/drawing/2015/9/8/chartex" xmlns:cx2="http://schemas.microsoft.com/office/drawing/2015/10/21/chartex" xmlns:cx3="http://schemas.microsoft.com/office/drawing/2016/5/9/chartex" xmlns:cx4="http://schemas.microsoft.com/office/drawing/2016/5/10/chartex" xmlns:cx5="http://schemas.microsoft.com/office/drawing/2016/5/11/chartex" xmlns:cx6="http://schemas.microsoft.com/office/drawing/2016/5/12/chartex" xmlns:cx7="http://schemas.microsoft.com/office/drawing/2016/5/13/chartex" xmlns:cx8="http://schemas.microsoft.com/office/drawing/2016/5/14/chartex" xmlns:mc="http://schemas.openxmlformats.org/markup-compatibility/2006" xmlns:aink="http://schemas.microsoft.com/office/drawing/2016/ink" xmlns:am3d="http://schemas.microsoft.com/office/drawing/2017/model3d" xmlns:o="urn:schemas-microsoft-com:office:office" xmlns:oel="http://schemas.microsoft.com/office/2019/extlst" xmlns:r="http://schemas.openxmlformats.org/officeDocument/2006/relationships" xmlns:m="http://schemas.openxmlformats.org/officeDocument/2006/math" xmlns:v="urn:schemas-microsoft-com:vml" xmlns:wp14="http://schemas.microsoft.com/office/word/2010/wordprocessingDrawing" xmlns:wp="http://schemas.openxmlformats.org/drawingml/2006/wordprocessingDrawing" xmlns:w10="urn:schemas-microsoft-com:office:word" xmlns:w="http://schemas.openxmlformats.org/wordprocessingml/2006/main" xmlns:w14="http://schemas.microsoft.com/office/word/2010/wordml" xmlns:w15="http://schemas.microsoft.com/office/word/2012/wordml" xmlns:w16cex="http://schemas.microsoft.com/office/word/2018/wordml/cex" xmlns:w16cid="http://schemas.microsoft.com/office/word/2016/wordml/cid" xmlns:w16="http://schemas.microsoft.com/office/word/2018/wordml" xmlns:w16du="http://schemas.microsoft.com/office/word/2023/wordml/word16du" xmlns:w16sdtdh="http://schemas.microsoft.com/office/word/2020/wordml/sdtdatahash" xmlns:w16sdtfl="http://schemas.microsoft.com/office/word/2024/wordml/sdtformatlock" xmlns:w16se="http://schemas.microsoft.com/office/word/2015/wordml/symex" xmlns:wpg="http://schemas.microsoft.com/office/word/2010/wordprocessingGroup" xmlns:wpi="http://schemas.microsoft.com/office/word/2010/wordprocessingInk" xmlns:wne="http://schemas.microsoft.com/office/word/2006/wordml" xmlns:wps="http://schemas.microsoft.com/office/word/2010/wordprocessingShape" mc:Ignorable="w14 w15 w16se w16cid w16 w16cex w16sdtdh w16sdtfl w16du wp14">
   <w:p>
     <w:pPr>
       <w:pStyle w:val="Encabezado"/>
@@ -3170,7 +3053,7 @@
 </file>
 
 <file path=word/header2.xml><?xml version="1.0" encoding="utf-8"?>
-<w:hdr xmlns:wpc="http://schemas.microsoft.com/office/word/2010/wordprocessingCanvas" xmlns:cx="http://schemas.microsoft.com/office/drawing/2014/chartex" xmlns:cx1="http://schemas.microsoft.com/office/drawing/2015/9/8/chartex" xmlns:cx2="http://schemas.microsoft.com/office/drawing/2015/10/21/chartex" xmlns:cx3="http://schemas.microsoft.com/office/drawing/2016/5/9/chartex" xmlns:cx4="http://schemas.microsoft.com/office/drawing/2016/5/10/chartex" xmlns:cx5="http://schemas.microsoft.com/office/drawing/2016/5/11/chartex" xmlns:cx6="http://schemas.microsoft.com/office/drawing/2016/5/12/chartex" xmlns:cx7="http://schemas.microsoft.com/office/drawing/2016/5/13/chartex" xmlns:cx8="http://schemas.microsoft.com/office/drawing/2016/5/14/chartex" xmlns:mc="http://schemas.openxmlformats.org/markup-compatibility/2006" xmlns:aink="http://schemas.microsoft.com/office/drawing/2016/ink" xmlns:am3d="http://schemas.microsoft.com/office/drawing/2017/model3d" xmlns:o="urn:schemas-microsoft-com:office:office" xmlns:oel="http://schemas.microsoft.com/office/2019/extlst" xmlns:r="http://schemas.openxmlformats.org/officeDocument/2006/relationships" xmlns:m="http://schemas.openxmlformats.org/officeDocument/2006/math" xmlns:v="urn:schemas-microsoft-com:vml" xmlns:wp14="http://schemas.microsoft.com/office/word/2010/wordprocessingDrawing" xmlns:wp="http://schemas.openxmlformats.org/drawingml/2006/wordprocessingDrawing" xmlns:w10="urn:schemas-microsoft-com:office:word" xmlns:w="http://schemas.openxmlformats.org/wordprocessingml/2006/main" xmlns:w14="http://schemas.microsoft.com/office/word/2010/wordml" xmlns:w15="http://schemas.microsoft.com/office/word/2012/wordml" xmlns:w16cex="http://schemas.microsoft.com/office/word/2018/wordml/cex" xmlns:w16cid="http://schemas.microsoft.com/office/word/2016/wordml/cid" xmlns:w16="http://schemas.microsoft.com/office/word/2018/wordml" xmlns:w16du="http://schemas.microsoft.com/office/word/2023/wordml/word16du" xmlns:w16sdtdh="http://schemas.microsoft.com/office/word/2020/wordml/sdtdatahash" xmlns:w16se="http://schemas.microsoft.com/office/word/2015/wordml/symex" xmlns:wpg="http://schemas.microsoft.com/office/word/2010/wordprocessingGroup" xmlns:wpi="http://schemas.microsoft.com/office/word/2010/wordprocessingInk" xmlns:wne="http://schemas.microsoft.com/office/word/2006/wordml" xmlns:wps="http://schemas.microsoft.com/office/word/2010/wordprocessingShape" mc:Ignorable="w14 w15 w16se w16cid w16 w16cex w16sdtdh w16du wp14">
+<w:hdr xmlns:wpc="http://schemas.microsoft.com/office/word/2010/wordprocessingCanvas" xmlns:cx="http://schemas.microsoft.com/office/drawing/2014/chartex" xmlns:cx1="http://schemas.microsoft.com/office/drawing/2015/9/8/chartex" xmlns:cx2="http://schemas.microsoft.com/office/drawing/2015/10/21/chartex" xmlns:cx3="http://schemas.microsoft.com/office/drawing/2016/5/9/chartex" xmlns:cx4="http://schemas.microsoft.com/office/drawing/2016/5/10/chartex" xmlns:cx5="http://schemas.microsoft.com/office/drawing/2016/5/11/chartex" xmlns:cx6="http://schemas.microsoft.com/office/drawing/2016/5/12/chartex" xmlns:cx7="http://schemas.microsoft.com/office/drawing/2016/5/13/chartex" xmlns:cx8="http://schemas.microsoft.com/office/drawing/2016/5/14/chartex" xmlns:mc="http://schemas.openxmlformats.org/markup-compatibility/2006" xmlns:aink="http://schemas.microsoft.com/office/drawing/2016/ink" xmlns:am3d="http://schemas.microsoft.com/office/drawing/2017/model3d" xmlns:o="urn:schemas-microsoft-com:office:office" xmlns:oel="http://schemas.microsoft.com/office/2019/extlst" xmlns:r="http://schemas.openxmlformats.org/officeDocument/2006/relationships" xmlns:m="http://schemas.openxmlformats.org/officeDocument/2006/math" xmlns:v="urn:schemas-microsoft-com:vml" xmlns:wp14="http://schemas.microsoft.com/office/word/2010/wordprocessingDrawing" xmlns:wp="http://schemas.openxmlformats.org/drawingml/2006/wordprocessingDrawing" xmlns:w10="urn:schemas-microsoft-com:office:word" xmlns:w="http://schemas.openxmlformats.org/wordprocessingml/2006/main" xmlns:w14="http://schemas.microsoft.com/office/word/2010/wordml" xmlns:w15="http://schemas.microsoft.com/office/word/2012/wordml" xmlns:w16cex="http://schemas.microsoft.com/office/word/2018/wordml/cex" xmlns:w16cid="http://schemas.microsoft.com/office/word/2016/wordml/cid" xmlns:w16="http://schemas.microsoft.com/office/word/2018/wordml" xmlns:w16du="http://schemas.microsoft.com/office/word/2023/wordml/word16du" xmlns:w16sdtdh="http://schemas.microsoft.com/office/word/2020/wordml/sdtdatahash" xmlns:w16sdtfl="http://schemas.microsoft.com/office/word/2024/wordml/sdtformatlock" xmlns:w16se="http://schemas.microsoft.com/office/word/2015/wordml/symex" xmlns:wpg="http://schemas.microsoft.com/office/word/2010/wordprocessingGroup" xmlns:wpi="http://schemas.microsoft.com/office/word/2010/wordprocessingInk" xmlns:wne="http://schemas.microsoft.com/office/word/2006/wordml" xmlns:wps="http://schemas.microsoft.com/office/word/2010/wordprocessingShape" mc:Ignorable="w14 w15 w16se w16cid w16 w16cex w16sdtdh w16sdtfl w16du wp14">
   <w:p>
     <w:pPr>
       <w:pStyle w:val="Encabezado"/>
@@ -3211,7 +3094,7 @@
 </file>
 
 <file path=word/numbering.xml><?xml version="1.0" encoding="utf-8"?>
-<w:numbering xmlns:wpc="http://schemas.microsoft.com/office/word/2010/wordprocessingCanvas" xmlns:cx="http://schemas.microsoft.com/office/drawing/2014/chartex" xmlns:cx1="http://schemas.microsoft.com/office/drawing/2015/9/8/chartex" xmlns:cx2="http://schemas.microsoft.com/office/drawing/2015/10/21/chartex" xmlns:cx3="http://schemas.microsoft.com/office/drawing/2016/5/9/chartex" xmlns:cx4="http://schemas.microsoft.com/office/drawing/2016/5/10/chartex" xmlns:cx5="http://schemas.microsoft.com/office/drawing/2016/5/11/chartex" xmlns:cx6="http://schemas.microsoft.com/office/drawing/2016/5/12/chartex" xmlns:cx7="http://schemas.microsoft.com/office/drawing/2016/5/13/chartex" xmlns:cx8="http://schemas.microsoft.com/office/drawing/2016/5/14/chartex" xmlns:mc="http://schemas.openxmlformats.org/markup-compatibility/2006" xmlns:aink="http://schemas.microsoft.com/office/drawing/2016/ink" xmlns:am3d="http://schemas.microsoft.com/office/drawing/2017/model3d" xmlns:o="urn:schemas-microsoft-com:office:office" xmlns:oel="http://schemas.microsoft.com/office/2019/extlst" xmlns:r="http://schemas.openxmlformats.org/officeDocument/2006/relationships" xmlns:m="http://schemas.openxmlformats.org/officeDocument/2006/math" xmlns:v="urn:schemas-microsoft-com:vml" xmlns:wp14="http://schemas.microsoft.com/office/word/2010/wordprocessingDrawing" xmlns:wp="http://schemas.openxmlformats.org/drawingml/2006/wordprocessingDrawing" xmlns:w10="urn:schemas-microsoft-com:office:word" xmlns:w="http://schemas.openxmlformats.org/wordprocessingml/2006/main" xmlns:w14="http://schemas.microsoft.com/office/word/2010/wordml" xmlns:w15="http://schemas.microsoft.com/office/word/2012/wordml" xmlns:w16cex="http://schemas.microsoft.com/office/word/2018/wordml/cex" xmlns:w16cid="http://schemas.microsoft.com/office/word/2016/wordml/cid" xmlns:w16="http://schemas.microsoft.com/office/word/2018/wordml" xmlns:w16du="http://schemas.microsoft.com/office/word/2023/wordml/word16du" xmlns:w16sdtdh="http://schemas.microsoft.com/office/word/2020/wordml/sdtdatahash" xmlns:w16se="http://schemas.microsoft.com/office/word/2015/wordml/symex" xmlns:wpg="http://schemas.microsoft.com/office/word/2010/wordprocessingGroup" xmlns:wpi="http://schemas.microsoft.com/office/word/2010/wordprocessingInk" xmlns:wne="http://schemas.microsoft.com/office/word/2006/wordml" xmlns:wps="http://schemas.microsoft.com/office/word/2010/wordprocessingShape" mc:Ignorable="w14 w15 w16se w16cid w16 w16cex w16sdtdh w16du wp14">
+<w:numbering xmlns:wpc="http://schemas.microsoft.com/office/word/2010/wordprocessingCanvas" xmlns:cx="http://schemas.microsoft.com/office/drawing/2014/chartex" xmlns:cx1="http://schemas.microsoft.com/office/drawing/2015/9/8/chartex" xmlns:cx2="http://schemas.microsoft.com/office/drawing/2015/10/21/chartex" xmlns:cx3="http://schemas.microsoft.com/office/drawing/2016/5/9/chartex" xmlns:cx4="http://schemas.microsoft.com/office/drawing/2016/5/10/chartex" xmlns:cx5="http://schemas.microsoft.com/office/drawing/2016/5/11/chartex" xmlns:cx6="http://schemas.microsoft.com/office/drawing/2016/5/12/chartex" xmlns:cx7="http://schemas.microsoft.com/office/drawing/2016/5/13/chartex" xmlns:cx8="http://schemas.microsoft.com/office/drawing/2016/5/14/chartex" xmlns:mc="http://schemas.openxmlformats.org/markup-compatibility/2006" xmlns:aink="http://schemas.microsoft.com/office/drawing/2016/ink" xmlns:am3d="http://schemas.microsoft.com/office/drawing/2017/model3d" xmlns:o="urn:schemas-microsoft-com:office:office" xmlns:oel="http://schemas.microsoft.com/office/2019/extlst" xmlns:r="http://schemas.openxmlformats.org/officeDocument/2006/relationships" xmlns:m="http://schemas.openxmlformats.org/officeDocument/2006/math" xmlns:v="urn:schemas-microsoft-com:vml" xmlns:wp14="http://schemas.microsoft.com/office/word/2010/wordprocessingDrawing" xmlns:wp="http://schemas.openxmlformats.org/drawingml/2006/wordprocessingDrawing" xmlns:w10="urn:schemas-microsoft-com:office:word" xmlns:w="http://schemas.openxmlformats.org/wordprocessingml/2006/main" xmlns:w14="http://schemas.microsoft.com/office/word/2010/wordml" xmlns:w15="http://schemas.microsoft.com/office/word/2012/wordml" xmlns:w16cex="http://schemas.microsoft.com/office/word/2018/wordml/cex" xmlns:w16cid="http://schemas.microsoft.com/office/word/2016/wordml/cid" xmlns:w16="http://schemas.microsoft.com/office/word/2018/wordml" xmlns:w16du="http://schemas.microsoft.com/office/word/2023/wordml/word16du" xmlns:w16sdtdh="http://schemas.microsoft.com/office/word/2020/wordml/sdtdatahash" xmlns:w16sdtfl="http://schemas.microsoft.com/office/word/2024/wordml/sdtformatlock" xmlns:w16se="http://schemas.microsoft.com/office/word/2015/wordml/symex" xmlns:wpg="http://schemas.microsoft.com/office/word/2010/wordprocessingGroup" xmlns:wpi="http://schemas.microsoft.com/office/word/2010/wordprocessingInk" xmlns:wne="http://schemas.microsoft.com/office/word/2006/wordml" xmlns:wps="http://schemas.microsoft.com/office/word/2010/wordprocessingShape" mc:Ignorable="w14 w15 w16se w16cid w16 w16cex w16sdtdh w16sdtfl w16du wp14">
   <w:abstractNum w:abstractNumId="0" w15:restartNumberingAfterBreak="0">
     <w:nsid w:val="1DBF5417"/>
     <w:multiLevelType w:val="hybridMultilevel"/>
@@ -5646,7 +5529,7 @@
 </file>
 
 <file path=word/styles.xml><?xml version="1.0" encoding="utf-8"?>
-<w:styles xmlns:mc="http://schemas.openxmlformats.org/markup-compatibility/2006" xmlns:r="http://schemas.openxmlformats.org/officeDocument/2006/relationships" xmlns:w="http://schemas.openxmlformats.org/wordprocessingml/2006/main" xmlns:w14="http://schemas.microsoft.com/office/word/2010/wordml" xmlns:w15="http://schemas.microsoft.com/office/word/2012/wordml" xmlns:w16cex="http://schemas.microsoft.com/office/word/2018/wordml/cex" xmlns:w16cid="http://schemas.microsoft.com/office/word/2016/wordml/cid" xmlns:w16="http://schemas.microsoft.com/office/word/2018/wordml" xmlns:w16du="http://schemas.microsoft.com/office/word/2023/wordml/word16du" xmlns:w16sdtdh="http://schemas.microsoft.com/office/word/2020/wordml/sdtdatahash" xmlns:w16se="http://schemas.microsoft.com/office/word/2015/wordml/symex" mc:Ignorable="w14 w15 w16se w16cid w16 w16cex w16sdtdh w16du">
+<w:styles xmlns:mc="http://schemas.openxmlformats.org/markup-compatibility/2006" xmlns:r="http://schemas.openxmlformats.org/officeDocument/2006/relationships" xmlns:w="http://schemas.openxmlformats.org/wordprocessingml/2006/main" xmlns:w14="http://schemas.microsoft.com/office/word/2010/wordml" xmlns:w15="http://schemas.microsoft.com/office/word/2012/wordml" xmlns:w16cex="http://schemas.microsoft.com/office/word/2018/wordml/cex" xmlns:w16cid="http://schemas.microsoft.com/office/word/2016/wordml/cid" xmlns:w16="http://schemas.microsoft.com/office/word/2018/wordml" xmlns:w16du="http://schemas.microsoft.com/office/word/2023/wordml/word16du" xmlns:w16sdtdh="http://schemas.microsoft.com/office/word/2020/wordml/sdtdatahash" xmlns:w16sdtfl="http://schemas.microsoft.com/office/word/2024/wordml/sdtformatlock" xmlns:w16se="http://schemas.microsoft.com/office/word/2015/wordml/symex" mc:Ignorable="w14 w15 w16se w16cid w16 w16cex w16sdtdh w16sdtfl w16du">
   <w:docDefaults>
     <w:rPrDefault>
       <w:rPr>
@@ -6212,7 +6095,7 @@
       <w:u w:val="single"/>
     </w:rPr>
   </w:style>
-  <w:style w:type="character" w:styleId="Textoennegrita">
+  <w:style w:type="character" w:styleId="Fuerte">
     <w:name w:val="Strong"/>
     <w:basedOn w:val="Fuentedeprrafopredeter"/>
     <w:uiPriority w:val="22"/>
